--- a/Omkar_Geetaram_Takalkar_BMS_Project_jenkins.docx
+++ b/Omkar_Geetaram_Takalkar_BMS_Project_jenkins.docx
@@ -3251,8 +3251,10 @@
       <w:r>
         <w:rPr>
           <w:b/>
-          <w:color w:val="000000" w:themeColor="text1"/>
-          <w:sz w:val="28"/>
+          <w:noProof/>
+          <w:color w:val="000000" w:themeColor="text1"/>
+          <w:sz w:val="28"/>
+          <w:lang w:val="en-US" w:bidi="ar-SA"/>
         </w:rPr>
         <w:drawing>
           <wp:inline distT="0" distB="0" distL="0" distR="0">
@@ -7646,95 +7648,279 @@
           <w:sz w:val="28"/>
         </w:rPr>
       </w:pPr>
-      <w:r>
-        <w:rPr>
-          <w:b/>
+    </w:p>
+    <w:p>
+      <w:pPr>
+        <w:pStyle w:val="BodyText"/>
+        <w:spacing w:before="218"/>
+      </w:pPr>
+    </w:p>
+    <w:p>
+      <w:pPr>
+        <w:pStyle w:val="BodyText"/>
+        <w:ind w:left="23"/>
+      </w:pPr>
+      <w:r>
+        <w:t>Step</w:t>
+      </w:r>
+      <w:r>
+        <w:rPr>
+          <w:spacing w:val="-3"/>
+        </w:rPr>
+        <w:t xml:space="preserve"> </w:t>
+      </w:r>
+      <w:proofErr w:type="gramStart"/>
+      <w:r>
+        <w:t>22</w:t>
+      </w:r>
+      <w:r>
+        <w:rPr>
+          <w:spacing w:val="-4"/>
+        </w:rPr>
+        <w:t xml:space="preserve"> </w:t>
+      </w:r>
+      <w:r>
+        <w:t>:Check</w:t>
+      </w:r>
+      <w:proofErr w:type="gramEnd"/>
+      <w:r>
+        <w:rPr>
+          <w:spacing w:val="-7"/>
+        </w:rPr>
+        <w:t xml:space="preserve"> </w:t>
+      </w:r>
+      <w:r>
+        <w:t>the</w:t>
+      </w:r>
+      <w:r>
+        <w:rPr>
+          <w:spacing w:val="-2"/>
+        </w:rPr>
+        <w:t xml:space="preserve"> </w:t>
+      </w:r>
+      <w:r>
+        <w:t>success</w:t>
+      </w:r>
+      <w:r>
+        <w:rPr>
+          <w:spacing w:val="-2"/>
+        </w:rPr>
+        <w:t xml:space="preserve"> </w:t>
+      </w:r>
+      <w:r>
+        <w:rPr>
+          <w:spacing w:val="-4"/>
+        </w:rPr>
+        <w:t>mail</w:t>
+      </w:r>
+    </w:p>
+    <w:p>
+      <w:pPr>
+        <w:pStyle w:val="BodyText"/>
+        <w:spacing w:before="3"/>
+        <w:rPr>
+          <w:sz w:val="13"/>
+        </w:rPr>
+      </w:pPr>
+      <w:r>
+        <w:rPr>
           <w:noProof/>
-          <w:color w:val="000000" w:themeColor="text1"/>
-          <w:sz w:val="28"/>
-          <w:lang w:val="en-US" w:bidi="ar-SA"/>
-        </w:rPr>
-        <w:lastRenderedPageBreak/>
+          <w:sz w:val="13"/>
+        </w:rPr>
         <w:drawing>
-          <wp:inline distT="0" distB="0" distL="0" distR="0">
-            <wp:extent cx="5731510" cy="1194688"/>
-            <wp:effectExtent l="19050" t="0" r="2540" b="0"/>
-            <wp:docPr id="62" name="Picture 35"/>
+          <wp:anchor distT="0" distB="0" distL="0" distR="0" simplePos="0" relativeHeight="251659264" behindDoc="1" locked="0" layoutInCell="1" allowOverlap="1">
+            <wp:simplePos x="0" y="0"/>
+            <wp:positionH relativeFrom="page">
+              <wp:posOffset>933450</wp:posOffset>
+            </wp:positionH>
+            <wp:positionV relativeFrom="paragraph">
+              <wp:posOffset>118494</wp:posOffset>
+            </wp:positionV>
+            <wp:extent cx="4207462" cy="2755106"/>
+            <wp:effectExtent l="0" t="0" r="0" b="0"/>
+            <wp:wrapTopAndBottom/>
+            <wp:docPr id="55" name="Image 55"/>
             <wp:cNvGraphicFramePr>
-              <a:graphicFrameLocks xmlns:a="http://schemas.openxmlformats.org/drawingml/2006/main" noChangeAspect="1"/>
+              <a:graphicFrameLocks xmlns:a="http://schemas.openxmlformats.org/drawingml/2006/main"/>
             </wp:cNvGraphicFramePr>
             <a:graphic xmlns:a="http://schemas.openxmlformats.org/drawingml/2006/main">
               <a:graphicData uri="http://schemas.openxmlformats.org/drawingml/2006/picture">
                 <pic:pic xmlns:pic="http://schemas.openxmlformats.org/drawingml/2006/picture">
                   <pic:nvPicPr>
-                    <pic:cNvPr id="0" name="Picture 35"/>
-                    <pic:cNvPicPr>
-                      <a:picLocks noChangeAspect="1" noChangeArrowheads="1"/>
-                    </pic:cNvPicPr>
+                    <pic:cNvPr id="55" name="Image 55"/>
+                    <pic:cNvPicPr/>
                   </pic:nvPicPr>
                   <pic:blipFill>
                     <a:blip r:embed="rId40" cstate="print"/>
-                    <a:srcRect/>
                     <a:stretch>
                       <a:fillRect/>
                     </a:stretch>
                   </pic:blipFill>
-                  <pic:spPr bwMode="auto">
+                  <pic:spPr>
                     <a:xfrm>
                       <a:off x="0" y="0"/>
-                      <a:ext cx="5731510" cy="1194688"/>
+                      <a:ext cx="4207462" cy="2755106"/>
                     </a:xfrm>
                     <a:prstGeom prst="rect">
                       <a:avLst/>
                     </a:prstGeom>
-                    <a:noFill/>
-                    <a:ln w="9525">
-                      <a:noFill/>
-                      <a:miter lim="800000"/>
-                      <a:headEnd/>
-                      <a:tailEnd/>
-                    </a:ln>
                   </pic:spPr>
                 </pic:pic>
               </a:graphicData>
             </a:graphic>
-          </wp:inline>
+          </wp:anchor>
         </w:drawing>
       </w:r>
     </w:p>
     <w:p>
       <w:pPr>
-        <w:rPr>
-          <w:b/>
-          <w:color w:val="000000" w:themeColor="text1"/>
-          <w:sz w:val="28"/>
-        </w:rPr>
-      </w:pPr>
-    </w:p>
-    <w:p>
-      <w:pPr>
-        <w:rPr>
-          <w:b/>
-          <w:color w:val="000000" w:themeColor="text1"/>
-          <w:sz w:val="28"/>
-        </w:rPr>
-      </w:pPr>
-    </w:p>
-    <w:p>
-      <w:pPr>
-        <w:rPr>
-          <w:b/>
-          <w:color w:val="000000" w:themeColor="text1"/>
-          <w:sz w:val="28"/>
-        </w:rPr>
-      </w:pPr>
-    </w:p>
-    <w:p>
-      <w:pPr>
-        <w:rPr>
-          <w:b/>
-          <w:color w:val="000000" w:themeColor="text1"/>
-          <w:sz w:val="28"/>
+        <w:pStyle w:val="BodyText"/>
+        <w:spacing w:before="176"/>
+        <w:ind w:left="23"/>
+      </w:pPr>
+      <w:r>
+        <w:t>Step</w:t>
+      </w:r>
+      <w:r>
+        <w:rPr>
+          <w:spacing w:val="-5"/>
+        </w:rPr>
+        <w:t xml:space="preserve"> </w:t>
+      </w:r>
+      <w:proofErr w:type="gramStart"/>
+      <w:r>
+        <w:t>23</w:t>
+      </w:r>
+      <w:r>
+        <w:rPr>
+          <w:spacing w:val="-6"/>
+        </w:rPr>
+        <w:t xml:space="preserve"> </w:t>
+      </w:r>
+      <w:r>
+        <w:t>:Deployed</w:t>
+      </w:r>
+      <w:proofErr w:type="gramEnd"/>
+      <w:r>
+        <w:rPr>
+          <w:spacing w:val="-4"/>
+        </w:rPr>
+        <w:t xml:space="preserve"> photo</w:t>
+      </w:r>
+    </w:p>
+    <w:p>
+      <w:pPr>
+        <w:pStyle w:val="BodyText"/>
+        <w:spacing w:before="2"/>
+        <w:rPr>
+          <w:sz w:val="13"/>
+        </w:rPr>
+      </w:pPr>
+      <w:r>
+        <w:rPr>
+          <w:noProof/>
+          <w:sz w:val="13"/>
+        </w:rPr>
+        <w:drawing>
+          <wp:anchor distT="0" distB="0" distL="0" distR="0" simplePos="0" relativeHeight="251661312" behindDoc="1" locked="0" layoutInCell="1" allowOverlap="1">
+            <wp:simplePos x="0" y="0"/>
+            <wp:positionH relativeFrom="page">
+              <wp:posOffset>933450</wp:posOffset>
+            </wp:positionH>
+            <wp:positionV relativeFrom="paragraph">
+              <wp:posOffset>117889</wp:posOffset>
+            </wp:positionV>
+            <wp:extent cx="5792596" cy="1207293"/>
+            <wp:effectExtent l="0" t="0" r="0" b="0"/>
+            <wp:wrapTopAndBottom/>
+            <wp:docPr id="4" name="Image 56"/>
+            <wp:cNvGraphicFramePr>
+              <a:graphicFrameLocks xmlns:a="http://schemas.openxmlformats.org/drawingml/2006/main"/>
+            </wp:cNvGraphicFramePr>
+            <a:graphic xmlns:a="http://schemas.openxmlformats.org/drawingml/2006/main">
+              <a:graphicData uri="http://schemas.openxmlformats.org/drawingml/2006/picture">
+                <pic:pic xmlns:pic="http://schemas.openxmlformats.org/drawingml/2006/picture">
+                  <pic:nvPicPr>
+                    <pic:cNvPr id="56" name="Image 56"/>
+                    <pic:cNvPicPr/>
+                  </pic:nvPicPr>
+                  <pic:blipFill>
+                    <a:blip r:embed="rId41" cstate="print"/>
+                    <a:stretch>
+                      <a:fillRect/>
+                    </a:stretch>
+                  </pic:blipFill>
+                  <pic:spPr>
+                    <a:xfrm>
+                      <a:off x="0" y="0"/>
+                      <a:ext cx="5792596" cy="1207293"/>
+                    </a:xfrm>
+                    <a:prstGeom prst="rect">
+                      <a:avLst/>
+                    </a:prstGeom>
+                  </pic:spPr>
+                </pic:pic>
+              </a:graphicData>
+            </a:graphic>
+          </wp:anchor>
+        </w:drawing>
+      </w:r>
+      <w:r>
+        <w:rPr>
+          <w:noProof/>
+          <w:sz w:val="13"/>
+        </w:rPr>
+        <w:drawing>
+          <wp:anchor distT="0" distB="0" distL="0" distR="0" simplePos="0" relativeHeight="251662336" behindDoc="1" locked="0" layoutInCell="1" allowOverlap="1">
+            <wp:simplePos x="0" y="0"/>
+            <wp:positionH relativeFrom="page">
+              <wp:posOffset>933450</wp:posOffset>
+            </wp:positionH>
+            <wp:positionV relativeFrom="paragraph">
+              <wp:posOffset>1431577</wp:posOffset>
+            </wp:positionV>
+            <wp:extent cx="5650553" cy="2617184"/>
+            <wp:effectExtent l="0" t="0" r="0" b="0"/>
+            <wp:wrapTopAndBottom/>
+            <wp:docPr id="5" name="Image 57"/>
+            <wp:cNvGraphicFramePr>
+              <a:graphicFrameLocks xmlns:a="http://schemas.openxmlformats.org/drawingml/2006/main"/>
+            </wp:cNvGraphicFramePr>
+            <a:graphic xmlns:a="http://schemas.openxmlformats.org/drawingml/2006/main">
+              <a:graphicData uri="http://schemas.openxmlformats.org/drawingml/2006/picture">
+                <pic:pic xmlns:pic="http://schemas.openxmlformats.org/drawingml/2006/picture">
+                  <pic:nvPicPr>
+                    <pic:cNvPr id="57" name="Image 57"/>
+                    <pic:cNvPicPr/>
+                  </pic:nvPicPr>
+                  <pic:blipFill>
+                    <a:blip r:embed="rId42" cstate="print"/>
+                    <a:stretch>
+                      <a:fillRect/>
+                    </a:stretch>
+                  </pic:blipFill>
+                  <pic:spPr>
+                    <a:xfrm>
+                      <a:off x="0" y="0"/>
+                      <a:ext cx="5650553" cy="2617184"/>
+                    </a:xfrm>
+                    <a:prstGeom prst="rect">
+                      <a:avLst/>
+                    </a:prstGeom>
+                  </pic:spPr>
+                </pic:pic>
+              </a:graphicData>
+            </a:graphic>
+          </wp:anchor>
+        </w:drawing>
+      </w:r>
+    </w:p>
+    <w:p>
+      <w:pPr>
+        <w:pStyle w:val="BodyText"/>
+        <w:spacing w:before="9"/>
+        <w:rPr>
+          <w:sz w:val="11"/>
         </w:rPr>
       </w:pPr>
     </w:p>
@@ -7887,6 +8073,7 @@
     <w:lsdException w:name="caption" w:uiPriority="35" w:qFormat="1"/>
     <w:lsdException w:name="Title" w:semiHidden="0" w:uiPriority="10" w:unhideWhenUsed="0" w:qFormat="1"/>
     <w:lsdException w:name="Default Paragraph Font" w:uiPriority="1"/>
+    <w:lsdException w:name="Body Text" w:uiPriority="1" w:qFormat="1"/>
     <w:lsdException w:name="Subtitle" w:semiHidden="0" w:uiPriority="11" w:unhideWhenUsed="0" w:qFormat="1"/>
     <w:lsdException w:name="Strong" w:semiHidden="0" w:uiPriority="22" w:unhideWhenUsed="0" w:qFormat="1"/>
     <w:lsdException w:name="Emphasis" w:semiHidden="0" w:uiPriority="20" w:unhideWhenUsed="0" w:qFormat="1"/>
@@ -8089,6 +8276,43 @@
       <w:rFonts w:ascii="Tahoma" w:hAnsi="Tahoma" w:cs="Angsana New"/>
       <w:sz w:val="16"/>
       <w:szCs w:val="20"/>
+    </w:rPr>
+  </w:style>
+  <w:style w:type="paragraph" w:styleId="BodyText">
+    <w:name w:val="Body Text"/>
+    <w:basedOn w:val="Normal"/>
+    <w:link w:val="BodyTextChar"/>
+    <w:uiPriority w:val="1"/>
+    <w:qFormat/>
+    <w:rsid w:val="00B66A72"/>
+    <w:pPr>
+      <w:widowControl w:val="0"/>
+      <w:autoSpaceDE w:val="0"/>
+      <w:autoSpaceDN w:val="0"/>
+      <w:spacing w:after="0" w:line="240" w:lineRule="auto"/>
+    </w:pPr>
+    <w:rPr>
+      <w:rFonts w:ascii="Calibri" w:eastAsia="Calibri" w:hAnsi="Calibri" w:cs="Calibri"/>
+      <w:b/>
+      <w:bCs/>
+      <w:kern w:val="0"/>
+      <w:sz w:val="28"/>
+      <w:lang w:val="en-US" w:bidi="ar-SA"/>
+    </w:rPr>
+  </w:style>
+  <w:style w:type="character" w:customStyle="1" w:styleId="BodyTextChar">
+    <w:name w:val="Body Text Char"/>
+    <w:basedOn w:val="DefaultParagraphFont"/>
+    <w:link w:val="BodyText"/>
+    <w:uiPriority w:val="1"/>
+    <w:rsid w:val="00B66A72"/>
+    <w:rPr>
+      <w:rFonts w:ascii="Calibri" w:eastAsia="Calibri" w:hAnsi="Calibri" w:cs="Calibri"/>
+      <w:b/>
+      <w:bCs/>
+      <w:kern w:val="0"/>
+      <w:sz w:val="28"/>
+      <w:lang w:val="en-US" w:bidi="ar-SA"/>
     </w:rPr>
   </w:style>
 </w:styles>
@@ -8383,7 +8607,7 @@
   <a:extraClrSchemeLst/>
   <a:extLst>
     <a:ext uri="{05A4C25C-085E-4340-85A3-A5531E510DB2}">
-      <thm15:themeFamily xmlns:thm15="http://schemas.microsoft.com/office/thememl/2012/main" xmlns="" name="Office Theme" id="{62F939B6-93AF-4DB8-9C6B-D6C7DFDC589F}" vid="{4A3C46E8-61CC-4603-A589-7422A47A8E4A}"/>
+      <thm15:themeFamily xmlns="" xmlns:thm15="http://schemas.microsoft.com/office/thememl/2012/main" name="Office Theme" id="{62F939B6-93AF-4DB8-9C6B-D6C7DFDC589F}" vid="{4A3C46E8-61CC-4603-A589-7422A47A8E4A}"/>
     </a:ext>
   </a:extLst>
 </a:theme>
